--- a/MHBV 011026/02_INSTITUCIONAL/MHBV-06_Solucao_Mestra.docx
+++ b/MHBV 011026/02_INSTITUCIONAL/MHBV-06_Solucao_Mestra.docx
@@ -233,7 +233,7 @@
                 <w:sz w:val="18"/>
                 <w:szCs w:val="18"/>
               </w:rPr>
-              <w:t xml:space="preserve">MHBV 011026 (01/10/2026) · edição executiva</w:t>
+              <w:t xml:space="preserve">MHBV 071026 (07/10/2026) · edição executiva</w:t>
             </w:r>
           </w:p>
         </w:tc>
@@ -573,7 +573,7 @@
                 <w:sz w:val="19"/>
                 <w:szCs w:val="19"/>
               </w:rPr>
-              <w:t xml:space="preserve">~550 m²</w:t>
+              <w:t xml:space="preserve">630 m² úteis (≈ 666 m² construídos)</w:t>
             </w:r>
             <w:r>
               <w:rPr>
@@ -672,7 +672,7 @@
                 <w:sz w:val="19"/>
                 <w:szCs w:val="19"/>
               </w:rPr>
-              <w:t xml:space="preserve">R$ 3,29 mi</w:t>
+              <w:t xml:space="preserve">R$ 3,83 mi</w:t>
             </w:r>
             <w:r>
               <w:rPr>
@@ -692,7 +692,7 @@
                 <w:sz w:val="19"/>
                 <w:szCs w:val="19"/>
               </w:rPr>
-              <w:t xml:space="preserve">2,51x</w:t>
+              <w:t xml:space="preserve">2,50x</w:t>
             </w:r>
             <w:r>
               <w:rPr>
@@ -712,7 +712,7 @@
                 <w:sz w:val="19"/>
                 <w:szCs w:val="19"/>
               </w:rPr>
-              <w:t xml:space="preserve">1,52x</w:t>
+              <w:t xml:space="preserve">1,51x</w:t>
             </w:r>
             <w:r>
               <w:rPr>
@@ -721,7 +721,7 @@
                 <w:sz w:val="19"/>
                 <w:szCs w:val="19"/>
               </w:rPr>
-              <w:t xml:space="preserve"> com mel −20% (piso BNB 1,50x); TIR 30,1%.</w:t>
+              <w:t xml:space="preserve"> com mel −20% (piso BNB 1,50x); TIR 25,2%.</w:t>
             </w:r>
           </w:p>
         </w:tc>
@@ -865,7 +865,7 @@
           <w:sz w:val="20"/>
           <w:szCs w:val="20"/>
         </w:rPr>
-        <w:t xml:space="preserve"> em Boa Viagem, de propriedade dos apicultores organizados em cooperativa (Lei nº 5.764/1971), que compra só o mel dos associados, faz a análise físico-química de cada lote, padroniza, envasa sachês de 400 g, 700 g e 1,4 kg e vende no Ceará. Área de ação: Boa Viagem + 16 municípios, com Mombaça como hub [os 8 municípios vizinhos (Tamboril, Independência, Piquet Carneiro, Ibaretama, Quixadá, Senador Pompeu, Choró, Banabuiú) já estão nomeados no Anexo I do Estatuto, para ratificação na Assembleia de 28/11/2026; ampliações posteriores, por AGE (Estatuto, arts. 2º e 19, I)].</w:t>
+        <w:t xml:space="preserve"> em Boa Viagem, de propriedade dos apicultores organizados em cooperativa (Lei nº 5.764/1971), que compra só o mel dos associados, faz a análise físico-química de cada lote, padroniza, envasa sachês de 400 g, 700 g e 1,4 kg e vende no Ceará. Área de ação: Anexo I do Estatuto fechado com 17 municípios (Boa Viagem + 16; campos 10 a 17: Tamboril, Independência, Piquet Carneiro, Ibaretama, Quixadá, Senador Pompeu, Choró e Banabuiú), que somam 520,9 t (IBGE/PPM 2024), com Mombaça como hub; ratificação na Assembleia de 28/11/2026; ampliações posteriores, por AGE (Estatuto, arts. 2º e 19, I).</w:t>
       </w:r>
     </w:p>
     <w:p>
@@ -922,7 +922,7 @@
           <w:sz w:val="20"/>
           <w:szCs w:val="20"/>
         </w:rPr>
-        <w:t xml:space="preserve">R$ 14,25/kg</w:t>
+        <w:t xml:space="preserve">R$ 14,14/kg</w:t>
       </w:r>
       <w:r>
         <w:rPr>
@@ -2194,7 +2194,7 @@
                 <w:sz w:val="17"/>
                 <w:szCs w:val="17"/>
               </w:rPr>
-              <w:t xml:space="preserve">Após 12 meses de piloto: unidade própria de ~550 m², fluxo em uma direção, 350 t/ano; ano 1 = 200 t, ano 2+ = 250 t; FNE investimento + giro</w:t>
+              <w:t xml:space="preserve">Após 12 meses de piloto: unidade própria de 630 m² úteis (≈ 666 m² construídos), fluxo em uma direção, 350 t/ano; ano 1 = 200 t, ano 2+ = 250 t; FNE investimento + giro</w:t>
             </w:r>
           </w:p>
         </w:tc>
@@ -2717,7 +2717,7 @@
                 <w:sz w:val="17"/>
                 <w:szCs w:val="17"/>
               </w:rPr>
-              <w:t xml:space="preserve">R$ 3,29 mi = obras R$ 1,30 mi + equipamentos e lab R$ 1,69 mi + projetos, licenças e imprevistos R$ 0,30 mi</w:t>
+              <w:t xml:space="preserve">R$ 3,83 mi = obras R$ 1,79 mi (por tipo de área + BDI 25%, MHBV-18) + equipamentos e lab R$ 1,69 mi + projetos, licenças e imprevistos R$ 0,35 mi</w:t>
             </w:r>
           </w:p>
         </w:tc>
@@ -2794,7 +2794,7 @@
                 <w:sz w:val="17"/>
                 <w:szCs w:val="17"/>
               </w:rPr>
-              <w:t xml:space="preserve">FNE investimento R$ 2,0 mi (12 anos, 4 de carência) + capital próprio R$ 1,29 mi (≈ 39%)</w:t>
+              <w:t xml:space="preserve">FNE investimento R$ 2,0 mi (12 anos, 4 de carência) + capital próprio R$ 1,83 mi (≈ 48%)</w:t>
             </w:r>
           </w:p>
         </w:tc>
@@ -2948,7 +2948,7 @@
                 <w:sz w:val="17"/>
                 <w:szCs w:val="17"/>
               </w:rPr>
-              <w:t xml:space="preserve">R$ 6,26 mi / R$ 1,13 mi (18,0%)</w:t>
+              <w:t xml:space="preserve">R$ 6,26 mi / R$ 1,12 mi (17,9%)</w:t>
             </w:r>
           </w:p>
         </w:tc>
@@ -3025,7 +3025,7 @@
                 <w:sz w:val="17"/>
                 <w:szCs w:val="17"/>
               </w:rPr>
-              <w:t xml:space="preserve">2,51x (base, ano 5) · 1,52x com mel −20% · piso BNB 1,50x</w:t>
+              <w:t xml:space="preserve">2,50x (base, ano 5) · 1,51x com mel −20% · piso BNB 1,50x</w:t>
             </w:r>
           </w:p>
         </w:tc>
@@ -3102,7 +3102,7 @@
                 <w:sz w:val="17"/>
                 <w:szCs w:val="17"/>
               </w:rPr>
-              <w:t xml:space="preserve">TIR 30,1% (12 anos, sem valor residual) · VPL a 10%: R$ 4,04 mi</w:t>
+              <w:t xml:space="preserve">TIR 25,2% (12 anos, sem valor residual) · VPL a 10%: R$ 3,45 mi</w:t>
             </w:r>
           </w:p>
         </w:tc>
@@ -4442,7 +4442,7 @@
                 <w:sz w:val="17"/>
                 <w:szCs w:val="17"/>
               </w:rPr>
-              <w:t>8 municípios vizinhos nomeados no Anexo I (ratificação em 28/11/2026) (9 atuais + 8 = Boa Viagem + 16); 250 t = 76% dos 329,5 t dos 9 municípios atuais (IBGE/PPM 2024). Resposta: os 8 municípios vizinhos já estão nomeados no Anexo I do Estatuto, para ratificação na Assembleia de 28/11/2026; ampliações posteriores, por AGE (Estatuto, arts. 2º e 19, I); volume comprovado no piloto.</w:t>
+              <w:t>Anexo I fechado: 17 municípios (Boa Viagem + 16; campo 17 = Banabuiú) somam 520,9 t (IBGE/PPM 2024); 250 t = 48% da área de ação e 76% dos 329,5 t dos 9 municípios originais. Resposta: ratificação do Anexo I na Assembleia de 28/11/2026; ampliações posteriores, por AGE (Estatuto, arts. 2º e 19, I); volume comprovado no piloto.</w:t>
             </w:r>
             <w:r>
               <w:rPr>
@@ -4540,7 +4540,7 @@
                 <w:sz w:val="17"/>
                 <w:szCs w:val="17"/>
               </w:rPr>
-              <w:t xml:space="preserve">A R$ 25/kg a cobertura cai para 1,31x. </w:t>
+              <w:t xml:space="preserve">A R$ 25/kg a cobertura cai para 1,29x. </w:t>
             </w:r>
             <w:r>
               <w:rPr>
@@ -5339,7 +5339,7 @@
         <w:sz w:val="15"/>
         <w:szCs w:val="15"/>
       </w:rPr>
-      <w:t xml:space="preserve">Emissão: MHBV 011026 (01/10/2026) · Comissão Organizadora · Boa Viagem/CE · (88) 99726-4831</w:t>
+      <w:t xml:space="preserve">Emissão: MHBV 071026 (07/10/2026) · Comissão Organizadora · Boa Viagem/CE · (88) 99726-4831</w:t>
     </w:r>
   </w:p>
 </w:ftr>
@@ -5565,7 +5565,7 @@
         <w:sz w:val="14"/>
         <w:szCs w:val="14"/>
       </w:rPr>
-      <w:t xml:space="preserve">	MHBV-06 · MHBV 011026 (01/10/2026)</w:t>
+      <w:t xml:space="preserve">	MHBV-06 · MHBV 071026 (07/10/2026)</w:t>
     </w:r>
   </w:p>
   <w:p>
